--- a/Projektidee.docx
+++ b/Projektidee.docx
@@ -35,7 +35,6 @@
         <w:t xml:space="preserve">Ausgangslage: Im Süden Österreichs ist Kunst vertreten, wird aber selten direkt an Märkten angeboten. Vor allem kleine </w:t>
       </w:r>
       <w:proofErr w:type="spellStart"/>
-      <w:proofErr w:type="gramStart"/>
       <w:r>
         <w:rPr>
           <w:lang w:val="de-DE"/>
@@ -43,7 +42,6 @@
         <w:t>Künstler:innen</w:t>
       </w:r>
       <w:proofErr w:type="spellEnd"/>
-      <w:proofErr w:type="gramEnd"/>
       <w:r>
         <w:rPr>
           <w:lang w:val="de-DE"/>
@@ -71,7 +69,6 @@
         <w:t xml:space="preserve">Ähnliche Projekte gab es bereits in Wien und Niederösterreich (Magischer Markt (nicht mehr vorhanden), Lupins Markt). Der Kunstmarkt soll jedoch hauptsächlich </w:t>
       </w:r>
       <w:proofErr w:type="spellStart"/>
-      <w:proofErr w:type="gramStart"/>
       <w:r>
         <w:rPr>
           <w:lang w:val="de-DE"/>
@@ -79,7 +76,6 @@
         <w:t>Künstler:innen</w:t>
       </w:r>
       <w:proofErr w:type="spellEnd"/>
-      <w:proofErr w:type="gramEnd"/>
       <w:r>
         <w:rPr>
           <w:lang w:val="de-DE"/>
@@ -112,7 +108,6 @@
         <w:t xml:space="preserve">Es gibt kaum solcher Märkte im Süden. </w:t>
       </w:r>
       <w:proofErr w:type="spellStart"/>
-      <w:proofErr w:type="gramStart"/>
       <w:r>
         <w:rPr>
           <w:lang w:val="de-DE"/>
@@ -120,7 +115,6 @@
         <w:t>Künstler:innen</w:t>
       </w:r>
       <w:proofErr w:type="spellEnd"/>
-      <w:proofErr w:type="gramEnd"/>
       <w:r>
         <w:rPr>
           <w:lang w:val="de-DE"/>
@@ -184,7 +178,6 @@
         <w:t xml:space="preserve">Aus diesen Gründen soll der Markt </w:t>
       </w:r>
       <w:proofErr w:type="spellStart"/>
-      <w:proofErr w:type="gramStart"/>
       <w:r>
         <w:rPr>
           <w:lang w:val="de-DE"/>
@@ -192,7 +185,6 @@
         <w:t>Künstler:innen</w:t>
       </w:r>
       <w:proofErr w:type="spellEnd"/>
-      <w:proofErr w:type="gramEnd"/>
       <w:r>
         <w:rPr>
           <w:lang w:val="de-DE"/>
@@ -220,7 +212,6 @@
         <w:t xml:space="preserve">Da der Kunstbereich stark gegen AI ist, wird eine Ausarbeitung mit dieser schwierig. AI kann jedoch unterstützend als Form der Nachfrage (z.B. Location-Suche, Marktvergleiche, Hilfestellungen bei der Ausarbeitung eines Konzepts usw.) zum Einsatz kommen. Grafische Elemente und dergleichen werden jedoch von </w:t>
       </w:r>
       <w:proofErr w:type="spellStart"/>
-      <w:proofErr w:type="gramStart"/>
       <w:r>
         <w:rPr>
           <w:lang w:val="de-DE"/>
@@ -228,7 +219,6 @@
         <w:t>Künstler:innen</w:t>
       </w:r>
       <w:proofErr w:type="spellEnd"/>
-      <w:proofErr w:type="gramEnd"/>
       <w:r>
         <w:rPr>
           <w:lang w:val="de-DE"/>
@@ -256,7 +246,6 @@
         <w:t xml:space="preserve">Als Anhaltspunkt beziehungsweise Inspiration dient der Lupins Markt in St. Pölten. Bei diesem können sich </w:t>
       </w:r>
       <w:proofErr w:type="spellStart"/>
-      <w:proofErr w:type="gramStart"/>
       <w:r>
         <w:rPr>
           <w:lang w:val="de-DE"/>
@@ -264,7 +253,6 @@
         <w:t>Künstler:innen</w:t>
       </w:r>
       <w:proofErr w:type="spellEnd"/>
-      <w:proofErr w:type="gramEnd"/>
       <w:r>
         <w:rPr>
           <w:lang w:val="de-DE"/>
@@ -367,7 +355,6 @@
         <w:t xml:space="preserve"> die gleiche Größe (30 </w:t>
       </w:r>
       <w:proofErr w:type="spellStart"/>
-      <w:proofErr w:type="gramStart"/>
       <w:r>
         <w:rPr>
           <w:lang w:val="de-DE"/>
@@ -375,7 +362,6 @@
         <w:t>Künstler:innen</w:t>
       </w:r>
       <w:proofErr w:type="spellEnd"/>
-      <w:proofErr w:type="gramEnd"/>
       <w:r>
         <w:rPr>
           <w:lang w:val="de-DE"/>
@@ -403,7 +389,6 @@
         <w:t xml:space="preserve">Da es in Österreich und Slowenien kaum vergleichbare Märkte gibt, ist ein Vergleich schwierig. Bauernmärkte eignen sich kaum zum Verkauf von Kunst. Handwerksmärkte bieten weniger Platz für </w:t>
       </w:r>
       <w:proofErr w:type="spellStart"/>
-      <w:proofErr w:type="gramStart"/>
       <w:r>
         <w:rPr>
           <w:lang w:val="de-DE"/>
@@ -411,7 +396,6 @@
         <w:t>Zeichner:innen</w:t>
       </w:r>
       <w:proofErr w:type="spellEnd"/>
-      <w:proofErr w:type="gramEnd"/>
       <w:r>
         <w:rPr>
           <w:lang w:val="de-DE"/>
@@ -419,7 +403,6 @@
         <w:t xml:space="preserve"> und </w:t>
       </w:r>
       <w:proofErr w:type="spellStart"/>
-      <w:proofErr w:type="gramStart"/>
       <w:r>
         <w:rPr>
           <w:lang w:val="de-DE"/>
@@ -427,7 +410,6 @@
         <w:t>Maler:innen</w:t>
       </w:r>
       <w:proofErr w:type="spellEnd"/>
-      <w:proofErr w:type="gramEnd"/>
       <w:r>
         <w:rPr>
           <w:lang w:val="de-DE"/>
@@ -435,7 +417,6 @@
         <w:t xml:space="preserve">. Kunstausstellungen wiederum eignen sich nicht für </w:t>
       </w:r>
       <w:proofErr w:type="spellStart"/>
-      <w:proofErr w:type="gramStart"/>
       <w:r>
         <w:rPr>
           <w:lang w:val="de-DE"/>
@@ -443,7 +424,6 @@
         <w:t>Kunsthandwerker:innen</w:t>
       </w:r>
       <w:proofErr w:type="spellEnd"/>
-      <w:proofErr w:type="gramEnd"/>
       <w:r>
         <w:rPr>
           <w:lang w:val="de-DE"/>
@@ -461,20 +441,57 @@
     <w:p>
       <w:pPr>
         <w:rPr>
-          <w:lang w:val="de-DE"/>
-        </w:rPr>
-      </w:pPr>
-      <w:r>
-        <w:rPr>
-          <w:lang w:val="de-DE"/>
-        </w:rPr>
-        <w:t>Meilensteine:</w:t>
-      </w:r>
-    </w:p>
-    <w:p>
-      <w:pPr>
-        <w:rPr>
-          <w:lang w:val="de-DE"/>
+          <w:lang w:val="en-US"/>
+        </w:rPr>
+      </w:pPr>
+      <w:r>
+        <w:rPr>
+          <w:lang w:val="en-US"/>
+        </w:rPr>
+        <w:t xml:space="preserve">Website: </w:t>
+      </w:r>
+      <w:hyperlink r:id="rId5" w:history="1">
+        <w:r>
+          <w:rPr>
+            <w:rStyle w:val="Hyperlink"/>
+            <w:lang w:val="en-US"/>
+          </w:rPr>
+          <w:t>https://mc1307.github.io/Kunststueberl_Markt/index.html</w:t>
+        </w:r>
+      </w:hyperlink>
+    </w:p>
+    <w:p>
+      <w:pPr>
+        <w:rPr>
+          <w:lang w:val="en-US"/>
+        </w:rPr>
+      </w:pPr>
+    </w:p>
+    <w:p>
+      <w:pPr>
+        <w:rPr>
+          <w:lang w:val="en-US"/>
+        </w:rPr>
+      </w:pPr>
+      <w:proofErr w:type="spellStart"/>
+      <w:r>
+        <w:rPr>
+          <w:lang w:val="en-US"/>
+        </w:rPr>
+        <w:t>Meilensteine</w:t>
+      </w:r>
+      <w:proofErr w:type="spellEnd"/>
+      <w:r>
+        <w:rPr>
+          <w:lang w:val="en-US"/>
+        </w:rPr>
+        <w:t>:</w:t>
+      </w:r>
+    </w:p>
+    <w:p>
+      <w:pPr>
+        <w:rPr>
+          <w:lang w:val="en-US"/>
         </w:rPr>
       </w:pPr>
     </w:p>
@@ -620,24 +637,9 @@
         <w:rPr>
           <w:lang w:val="de-DE"/>
         </w:rPr>
-        <w:t xml:space="preserve">Wenn Location und Datum </w:t>
-      </w:r>
-      <w:proofErr w:type="gramStart"/>
-      <w:r>
-        <w:rPr>
-          <w:lang w:val="de-DE"/>
-        </w:rPr>
-        <w:t>steht</w:t>
-      </w:r>
-      <w:proofErr w:type="gramEnd"/>
-      <w:r>
-        <w:rPr>
-          <w:lang w:val="de-DE"/>
-        </w:rPr>
-        <w:t xml:space="preserve">, Ausschreibung für </w:t>
+        <w:t xml:space="preserve">Wenn Location und Datum steht, Ausschreibung für </w:t>
       </w:r>
       <w:proofErr w:type="spellStart"/>
-      <w:proofErr w:type="gramStart"/>
       <w:r>
         <w:rPr>
           <w:lang w:val="de-DE"/>
@@ -645,7 +647,6 @@
         <w:t>Künstler:innen</w:t>
       </w:r>
       <w:proofErr w:type="spellEnd"/>
-      <w:proofErr w:type="gramEnd"/>
       <w:r>
         <w:rPr>
           <w:lang w:val="de-DE"/>
@@ -734,29 +735,14 @@
         <w:rPr>
           <w:lang w:val="de-DE"/>
         </w:rPr>
-        <w:lastRenderedPageBreak/>
-        <w:t>Grafiker:</w:t>
-      </w:r>
-      <w:proofErr w:type="gramStart"/>
-      <w:r>
-        <w:rPr>
-          <w:lang w:val="de-DE"/>
-        </w:rPr>
-        <w:t>in</w:t>
+        <w:t>Grafiker:in</w:t>
       </w:r>
       <w:proofErr w:type="spellEnd"/>
       <w:r>
         <w:rPr>
           <w:lang w:val="de-DE"/>
         </w:rPr>
-        <w:t xml:space="preserve"> finden</w:t>
-      </w:r>
-      <w:proofErr w:type="gramEnd"/>
-      <w:r>
-        <w:rPr>
-          <w:lang w:val="de-DE"/>
-        </w:rPr>
-        <w:t>, welche das Projekt kostenlos unterstützt und entsprechendes Werbematerial aufbereitet</w:t>
+        <w:t xml:space="preserve"> finden, welche das Projekt kostenlos unterstützt und entsprechendes Werbematerial aufbereitet</w:t>
       </w:r>
     </w:p>
     <w:p>
@@ -877,7 +863,6 @@
         <w:t xml:space="preserve">Anmeldung starten und dabei unpassende </w:t>
       </w:r>
       <w:proofErr w:type="spellStart"/>
-      <w:proofErr w:type="gramStart"/>
       <w:r>
         <w:rPr>
           <w:lang w:val="de-DE"/>
@@ -885,7 +870,6 @@
         <w:t>Künstler:innen</w:t>
       </w:r>
       <w:proofErr w:type="spellEnd"/>
-      <w:proofErr w:type="gramEnd"/>
       <w:r>
         <w:rPr>
           <w:lang w:val="de-DE"/>
@@ -2242,6 +2226,29 @@
       <w:spacing w:val="5"/>
     </w:rPr>
   </w:style>
+  <w:style w:type="character" w:styleId="Hyperlink">
+    <w:name w:val="Hyperlink"/>
+    <w:basedOn w:val="Absatz-Standardschriftart"/>
+    <w:uiPriority w:val="99"/>
+    <w:unhideWhenUsed/>
+    <w:rsid w:val="0043271D"/>
+    <w:rPr>
+      <w:color w:val="467886" w:themeColor="hyperlink"/>
+      <w:u w:val="single"/>
+    </w:rPr>
+  </w:style>
+  <w:style w:type="character" w:styleId="NichtaufgelsteErwhnung">
+    <w:name w:val="Unresolved Mention"/>
+    <w:basedOn w:val="Absatz-Standardschriftart"/>
+    <w:uiPriority w:val="99"/>
+    <w:semiHidden/>
+    <w:unhideWhenUsed/>
+    <w:rsid w:val="0043271D"/>
+    <w:rPr>
+      <w:color w:val="605E5C"/>
+      <w:shd w:val="clear" w:color="auto" w:fill="E1DFDD"/>
+    </w:rPr>
+  </w:style>
 </w:styles>
 </file>
 
